--- a/实验报告转模板.docx
+++ b/实验报告转模板.docx
@@ -1,6 +1,6 @@
 
 <file path=word/document.xml><?xml version="1.0" encoding="utf-8"?>
-<w:document xmlns:wpc="http://schemas.microsoft.com/office/word/2010/wordprocessingCanvas" xmlns:mc="http://schemas.openxmlformats.org/markup-compatibility/2006" xmlns:o="urn:schemas-microsoft-com:office:office" xmlns:r="http://schemas.openxmlformats.org/officeDocument/2006/relationships" xmlns:m="http://schemas.openxmlformats.org/officeDocument/2006/math" xmlns:v="urn:schemas-microsoft-com:vml" xmlns:wp14="http://schemas.microsoft.com/office/word/2010/wordprocessingDrawing" xmlns:wp="http://schemas.openxmlformats.org/drawingml/2006/wordprocessingDrawing" xmlns:w="http://schemas.openxmlformats.org/wordprocessingml/2006/main" xmlns:w14="http://schemas.microsoft.com/office/word/2010/wordml" xmlns:w10="urn:schemas-microsoft-com:office:word" xmlns:w15="http://schemas.microsoft.com/office/word/2012/wordml" xmlns:wpg="http://schemas.microsoft.com/office/word/2010/wordprocessingGroup" xmlns:wpi="http://schemas.microsoft.com/office/word/2010/wordprocessingInk" xmlns:wne="http://schemas.microsoft.com/office/word/2006/wordml" xmlns:wps="http://schemas.microsoft.com/office/word/2010/wordprocessingShape" xmlns:wpsCustomData="http://www.wps.cn/officeDocument/2013/wpsCustomData" mc:Ignorable="w14 w15 wp14">
+<w:document xmlns:wpc="http://schemas.microsoft.com/office/word/2010/wordprocessingCanvas" xmlns:cx="http://schemas.microsoft.com/office/drawing/2014/chartex" xmlns:cx1="http://schemas.microsoft.com/office/drawing/2015/9/8/chartex" xmlns:cx2="http://schemas.microsoft.com/office/drawing/2015/10/21/chartex" xmlns:cx3="http://schemas.microsoft.com/office/drawing/2016/5/9/chartex" xmlns:cx4="http://schemas.microsoft.com/office/drawing/2016/5/10/chartex" xmlns:cx5="http://schemas.microsoft.com/office/drawing/2016/5/11/chartex" xmlns:cx6="http://schemas.microsoft.com/office/drawing/2016/5/12/chartex" xmlns:cx7="http://schemas.microsoft.com/office/drawing/2016/5/13/chartex" xmlns:cx8="http://schemas.microsoft.com/office/drawing/2016/5/14/chartex" xmlns:mc="http://schemas.openxmlformats.org/markup-compatibility/2006" xmlns:o="urn:schemas-microsoft-com:office:office" xmlns:r="http://schemas.openxmlformats.org/officeDocument/2006/relationships" xmlns:m="http://schemas.openxmlformats.org/officeDocument/2006/math" xmlns:v="urn:schemas-microsoft-com:vml" xmlns:wp14="http://schemas.microsoft.com/office/word/2010/wordprocessingDrawing" xmlns:wp="http://schemas.openxmlformats.org/drawingml/2006/wordprocessingDrawing" xmlns:w="http://schemas.openxmlformats.org/wordprocessingml/2006/main" xmlns:w14="http://schemas.microsoft.com/office/word/2010/wordml" xmlns:w10="urn:schemas-microsoft-com:office:word" xmlns:w15="http://schemas.microsoft.com/office/word/2012/wordml" xmlns:wpg="http://schemas.microsoft.com/office/word/2010/wordprocessingGroup" xmlns:wpi="http://schemas.microsoft.com/office/word/2010/wordprocessingInk" xmlns:wne="http://schemas.microsoft.com/office/word/2006/wordml" xmlns:wps="http://schemas.microsoft.com/office/word/2010/wordprocessingShape" xmlns:wpsCustomData="http://www.wps.cn/officeDocument/2013/wpsCustomData" mc:Ignorable="w14 w15 wp14">
   <w:body>
     <w:p>
       <w:pPr>
@@ -79,8 +79,6 @@
         </w:rPr>
         <w:t>三级标题</w:t>
       </w:r>
-      <w:bookmarkStart w:id="36" w:name="_GoBack"/>
-      <w:bookmarkEnd w:id="36"/>
     </w:p>
     <w:p>
       <w:pPr>
@@ -140,6 +138,8 @@
       <w:r>
         <w:t>其他样式</w:t>
       </w:r>
+      <w:bookmarkStart w:id="36" w:name="_GoBack"/>
+      <w:bookmarkEnd w:id="36"/>
     </w:p>
     <w:p>
       <w:pPr>
@@ -679,7 +679,7 @@
     <w:p>
       <w:pPr>
         <w:pStyle w:val="38"/>
-        <w:ind w:left="720"/>
+        <w:bidi w:val="0"/>
         <w:rPr>
           <w:rFonts w:ascii="Consolas" w:hAnsi="Consolas" w:eastAsiaTheme="minorEastAsia"/>
           <w:sz w:val="22"/>
@@ -3175,7 +3175,7 @@
     <w:sdtPr>
       <w:id w:val="-1363818139"/>
       <w:docPartObj>
-        <w:docPartGallery w:val="AutoText"/>
+        <w:docPartGallery w:val="autotext"/>
       </w:docPartObj>
     </w:sdtPr>
     <w:sdtContent>
@@ -3691,7 +3691,7 @@
     <w:lsdException w:qFormat="1" w:uiPriority="9" w:semiHidden="0" w:name="footnote text"/>
     <w:lsdException w:unhideWhenUsed="0" w:uiPriority="0" w:semiHidden="0" w:name="annotation text"/>
     <w:lsdException w:qFormat="1" w:unhideWhenUsed="0" w:uiPriority="0" w:semiHidden="0" w:name="header"/>
-    <w:lsdException w:unhideWhenUsed="0" w:uiPriority="99" w:semiHidden="0" w:name="footer"/>
+    <w:lsdException w:qFormat="1" w:unhideWhenUsed="0" w:uiPriority="99" w:semiHidden="0" w:name="footer"/>
     <w:lsdException w:unhideWhenUsed="0" w:uiPriority="0" w:semiHidden="0" w:name="index heading"/>
     <w:lsdException w:qFormat="1" w:unhideWhenUsed="0" w:uiPriority="0" w:semiHidden="0" w:name="caption"/>
     <w:lsdException w:unhideWhenUsed="0" w:uiPriority="0" w:semiHidden="0" w:name="table of figures"/>
@@ -3744,7 +3744,7 @@
     <w:lsdException w:unhideWhenUsed="0" w:uiPriority="0" w:semiHidden="0" w:name="Body Text Indent 2"/>
     <w:lsdException w:unhideWhenUsed="0" w:uiPriority="0" w:semiHidden="0" w:name="Body Text Indent 3"/>
     <w:lsdException w:qFormat="1" w:uiPriority="9" w:semiHidden="0" w:name="Block Text"/>
-    <w:lsdException w:unhideWhenUsed="0" w:uiPriority="0" w:semiHidden="0" w:name="Hyperlink"/>
+    <w:lsdException w:qFormat="1" w:unhideWhenUsed="0" w:uiPriority="0" w:semiHidden="0" w:name="Hyperlink"/>
     <w:lsdException w:unhideWhenUsed="0" w:uiPriority="0" w:semiHidden="0" w:name="FollowedHyperlink"/>
     <w:lsdException w:unhideWhenUsed="0" w:uiPriority="0" w:semiHidden="0" w:name="Strong"/>
     <w:lsdException w:unhideWhenUsed="0" w:uiPriority="0" w:semiHidden="0" w:name="Emphasis"/>
@@ -3762,7 +3762,7 @@
     <w:lsdException w:unhideWhenUsed="0" w:uiPriority="0" w:semiHidden="0" w:name="HTML Sample"/>
     <w:lsdException w:unhideWhenUsed="0" w:uiPriority="0" w:semiHidden="0" w:name="HTML Typewriter"/>
     <w:lsdException w:unhideWhenUsed="0" w:uiPriority="0" w:semiHidden="0" w:name="HTML Variable"/>
-    <w:lsdException w:uiPriority="99" w:name="Normal Table"/>
+    <w:lsdException w:qFormat="1" w:uiPriority="99" w:name="Normal Table"/>
     <w:lsdException w:unhideWhenUsed="0" w:uiPriority="0" w:semiHidden="0" w:name="annotation subject"/>
     <w:lsdException w:uiPriority="0" w:name="Table Simple 1"/>
     <w:lsdException w:uiPriority="0" w:name="Table Simple 2"/>
@@ -3976,7 +3976,7 @@
     <w:pPr>
       <w:keepNext/>
       <w:keepLines/>
-      <w:spacing w:before="200"/>
+      <w:spacing w:before="80"/>
       <w:outlineLvl w:val="2"/>
     </w:pPr>
     <w:rPr>
@@ -3998,13 +3998,14 @@
     <w:pPr>
       <w:keepNext/>
       <w:keepLines/>
-      <w:spacing w:before="200"/>
+      <w:spacing w:before="40"/>
       <w:outlineLvl w:val="3"/>
     </w:pPr>
     <w:rPr>
-      <w:rFonts w:eastAsia="黑体" w:cstheme="majorBidi"/>
+      <w:rFonts w:eastAsia="宋体" w:cstheme="majorBidi"/>
       <w:b/>
       <w:bCs/>
+      <w:sz w:val="21"/>
     </w:rPr>
   </w:style>
   <w:style w:type="paragraph" w:styleId="8">
@@ -4124,6 +4125,7 @@
     <w:name w:val="Normal Table"/>
     <w:semiHidden/>
     <w:unhideWhenUsed/>
+    <w:qFormat/>
     <w:uiPriority w:val="99"/>
     <w:tblPr>
       <w:tblCellMar>
@@ -4206,6 +4208,7 @@
     <w:name w:val="footer"/>
     <w:basedOn w:val="1"/>
     <w:link w:val="42"/>
+    <w:qFormat/>
     <w:uiPriority w:val="99"/>
     <w:pPr>
       <w:tabs>
@@ -4283,6 +4286,7 @@
   <w:style w:type="character" w:styleId="23">
     <w:name w:val="Hyperlink"/>
     <w:basedOn w:val="24"/>
+    <w:qFormat/>
     <w:uiPriority w:val="0"/>
     <w:rPr>
       <w:rFonts w:ascii="Times New Roman" w:hAnsi="Times New Roman" w:eastAsia="宋体"/>
@@ -4415,6 +4419,7 @@
     <w:name w:val="Definition Term"/>
     <w:basedOn w:val="1"/>
     <w:next w:val="32"/>
+    <w:qFormat/>
     <w:uiPriority w:val="0"/>
     <w:pPr>
       <w:keepNext/>
@@ -4433,6 +4438,7 @@
   <w:style w:type="paragraph" w:customStyle="1" w:styleId="33">
     <w:name w:val="Table Caption"/>
     <w:basedOn w:val="13"/>
+    <w:qFormat/>
     <w:uiPriority w:val="0"/>
     <w:pPr>
       <w:keepNext/>
@@ -4443,6 +4449,9 @@
     <w:basedOn w:val="13"/>
     <w:qFormat/>
     <w:uiPriority w:val="0"/>
+    <w:rPr>
+      <w:sz w:val="18"/>
+    </w:rPr>
   </w:style>
   <w:style w:type="paragraph" w:customStyle="1" w:styleId="35">
     <w:name w:val="Figure"/>
@@ -4464,16 +4473,16 @@
   </w:style>
   <w:style w:type="character" w:customStyle="1" w:styleId="37">
     <w:name w:val="Verbatim Char"/>
-    <w:basedOn w:val="24"/>
     <w:link w:val="38"/>
     <w:qFormat/>
     <w:uiPriority w:val="0"/>
     <w:rPr>
-      <w:rFonts w:ascii="Fira Code" w:hAnsi="Fira Code" w:eastAsia="宋体" w:cs="Times New Roman (正文 CS 字体)"/>
+      <w:rFonts w:ascii="Consolas" w:hAnsi="Consolas" w:cs="Times New Roman (正文 CS 字体)" w:eastAsiaTheme="minorEastAsia"/>
       <w:color w:val="404040" w:themeColor="text1" w:themeTint="BF"/>
       <w:sz w:val="21"/>
-      <w:shd w:val="clear" w:color="F3F4F4" w:fill="FFFFFF" w:themeFill="background1"/>
-      <w:lang w:eastAsia="zh-CN"/>
+      <w:szCs w:val="24"/>
+      <w:shd w:val="clear" w:color="auto" w:fill="auto"/>
+      <w:lang w:val="en-US" w:eastAsia="en-US" w:bidi="ar-SA"/>
       <w14:textFill>
         <w14:solidFill>
           <w14:schemeClr w14:val="tx1">
@@ -4497,16 +4506,15 @@
         <w:bottom w:val="single" w:color="BEBEBE" w:themeColor="background1" w:themeShade="BF" w:sz="8" w:space="10"/>
         <w:right w:val="single" w:color="BEBEBE" w:themeColor="background1" w:themeShade="BF" w:sz="8" w:space="10"/>
       </w:pBdr>
-      <w:shd w:val="clear" w:color="F3F4F4" w:fill="FFFFFF" w:themeFill="background1"/>
+      <w:shd w:val="clear" w:color="F3F4F4"/>
       <w:wordWrap w:val="0"/>
-      <w:ind w:left="300" w:leftChars="300"/>
+      <w:ind w:left="720" w:leftChars="300"/>
     </w:pPr>
     <w:rPr>
-      <w:rFonts w:ascii="Fira Code" w:hAnsi="Fira Code" w:cs="Times New Roman (正文 CS 字体)"/>
+      <w:rFonts w:ascii="Consolas" w:hAnsi="Consolas" w:cs="Times New Roman (正文 CS 字体)" w:eastAsiaTheme="minorEastAsia"/>
       <w:color w:val="404040" w:themeColor="text1" w:themeTint="BF"/>
       <w:sz w:val="21"/>
-      <w:shd w:val="pct5" w:color="auto" w:fill="auto"/>
-      <w:lang w:eastAsia="zh-CN"/>
+      <w:shd w:val="clear" w:color="auto" w:fill="auto"/>
       <w14:textFill>
         <w14:solidFill>
           <w14:schemeClr w14:val="tx1">
@@ -4549,6 +4557,7 @@
     <w:name w:val="页眉 字符"/>
     <w:basedOn w:val="22"/>
     <w:link w:val="17"/>
+    <w:qFormat/>
     <w:uiPriority w:val="0"/>
     <w:rPr>
       <w:sz w:val="18"/>
@@ -4618,9 +4627,10 @@
     <w:qFormat/>
     <w:uiPriority w:val="9"/>
     <w:rPr>
-      <w:rFonts w:ascii="Times New Roman" w:hAnsi="Times New Roman" w:eastAsia="黑体" w:cstheme="majorBidi"/>
+      <w:rFonts w:ascii="Times New Roman" w:hAnsi="Times New Roman" w:eastAsia="宋体" w:cstheme="majorBidi"/>
       <w:b/>
       <w:bCs/>
+      <w:sz w:val="21"/>
     </w:rPr>
   </w:style>
   <w:style w:type="character" w:customStyle="1" w:styleId="48">
@@ -4629,10 +4639,10 @@
     <w:qFormat/>
     <w:uiPriority w:val="1"/>
     <w:rPr>
-      <w:rFonts w:ascii="Fira Code" w:hAnsi="Fira Code" w:eastAsia="宋体" w:cs="Times New Roman (正文 CS 字体)"/>
+      <w:rFonts w:ascii="Consolas" w:hAnsi="Consolas" w:eastAsia="宋体" w:cs="Times New Roman (正文 CS 字体)"/>
       <w:color w:val="404040" w:themeColor="text1" w:themeTint="BF"/>
       <w:sz w:val="21"/>
-      <w:shd w:val="clear" w:color="F3F4F4" w:fill="F1F1F1" w:themeFill="background1" w:themeFillShade="F2"/>
+      <w:shd w:val="clear" w:color="F3F4F4"/>
       <w:lang w:eastAsia="zh-CN"/>
       <w14:textFill>
         <w14:solidFill>
